--- a/站内转账_PRD_v1.0.docx
+++ b/站内转账_PRD_v1.0.docx
@@ -6032,6 +6032,92 @@
           </w:p>
         </w:tc>
       </w:tr>
+      <w:tr>
+        <w:tc>
+          <w:tcPr>
+            <w:tcW w:type="dxa" w:w="2600"/>
+            <w:shd w:fill="FFFFFF" w:color="auto" w:val="clear"/>
+            <w:tcMar>
+              <w:top w:type="dxa" w:w="60"/>
+              <w:left w:type="dxa" w:w="90"/>
+              <w:bottom w:type="dxa" w:w="60"/>
+              <w:right w:type="dxa" w:w="90"/>
+            </w:tcMar>
+          </w:tcPr>
+          <w:p>
+            <w:pPr>
+              <w:spacing w:after="0"/>
+              <w:jc w:val="left"/>
+            </w:pPr>
+            <w:r>
+              <w:rPr>
+                <w:rFonts w:ascii="PingFang SC" w:cs="PingFang SC" w:eastAsia="PingFang SC" w:hAnsi="PingFang SC"/>
+                <w:b w:val="false"/>
+                <w:bCs w:val="false"/>
+                <w:i w:val="false"/>
+                <w:iCs w:val="false"/>
+              </w:rPr>
+              <w:t xml:space="preserve">账号切换（退出 A 登录 B）</w:t>
+            </w:r>
+          </w:p>
+        </w:tc>
+        <w:tc>
+          <w:tcPr>
+            <w:tcW w:type="dxa" w:w="3480"/>
+            <w:shd w:fill="FFFFFF" w:color="auto" w:val="clear"/>
+            <w:tcMar>
+              <w:top w:type="dxa" w:w="60"/>
+              <w:left w:type="dxa" w:w="90"/>
+              <w:bottom w:type="dxa" w:w="60"/>
+              <w:right w:type="dxa" w:w="90"/>
+            </w:tcMar>
+          </w:tcPr>
+          <w:p>
+            <w:pPr>
+              <w:spacing w:after="0"/>
+              <w:jc w:val="left"/>
+            </w:pPr>
+            <w:r>
+              <w:rPr>
+                <w:rFonts w:ascii="PingFang SC" w:cs="PingFang SC" w:eastAsia="PingFang SC" w:hAnsi="PingFang SC"/>
+                <w:b w:val="false"/>
+                <w:bCs w:val="false"/>
+                <w:i w:val="false"/>
+                <w:iCs w:val="false"/>
+              </w:rPr>
+              <w:t xml:space="preserve">同一设备退出 A、登录 B 后查看记录/切换列表</w:t>
+            </w:r>
+          </w:p>
+        </w:tc>
+        <w:tc>
+          <w:tcPr>
+            <w:tcW w:type="dxa" w:w="3280"/>
+            <w:shd w:fill="FFFFFF" w:color="auto" w:val="clear"/>
+            <w:tcMar>
+              <w:top w:type="dxa" w:w="60"/>
+              <w:left w:type="dxa" w:w="90"/>
+              <w:bottom w:type="dxa" w:w="60"/>
+              <w:right w:type="dxa" w:w="90"/>
+            </w:tcMar>
+          </w:tcPr>
+          <w:p>
+            <w:pPr>
+              <w:spacing w:after="0"/>
+              <w:jc w:val="left"/>
+            </w:pPr>
+            <w:r>
+              <w:rPr>
+                <w:rFonts w:ascii="PingFang SC" w:cs="PingFang SC" w:eastAsia="PingFang SC" w:hAnsi="PingFang SC"/>
+                <w:b w:val="false"/>
+                <w:bCs w:val="false"/>
+                <w:i w:val="false"/>
+                <w:iCs w:val="false"/>
+              </w:rPr>
+              <w:t xml:space="preserve">B 不展示 A 的任何记录；服务端按登录态返回、不接受传任意 UID 查他人记录（防越权），客户端退出登录即清除上一账号本地缓存（记录/余额/草稿等）</w:t>
+            </w:r>
+          </w:p>
+        </w:tc>
+      </w:tr>
     </w:tbl>
     <w:p>
       <w:r>
@@ -7363,7 +7449,7 @@
           <w:i w:val="false"/>
           <w:iCs w:val="false"/>
         </w:rPr>
-        <w:t xml:space="preserve">仅返回成功记录，区分转出/转入。</w:t>
+        <w:t xml:space="preserve">仅返回成功记录，区分转出/转入；按当前登录态鉴权，只返回登录账号自己的记录，不接受传任意 UID 查询他人记录（防横向越权）。</w:t>
       </w:r>
     </w:p>
     <w:p>
@@ -7393,7 +7479,37 @@
           <w:i w:val="false"/>
           <w:iCs w:val="false"/>
         </w:rPr>
-        <w:t xml:space="preserve">按视角返回转出（含收款方、免手续费、留言）/ 转入（含付款方、留言）详情。</w:t>
+        <w:t xml:space="preserve">按视角返回转出（含收款方、免手续费、留言）/ 转入（含付款方、留言）详情；按登录态鉴权，校验订单归属当前账号。</w:t>
+      </w:r>
+    </w:p>
+    <w:p>
+      <w:pPr>
+        <w:pStyle w:val="ListParagraph"/>
+        <w:numPr>
+          <w:ilvl w:val="0"/>
+          <w:numId w:val="2"/>
+        </w:numPr>
+        <w:spacing w:after="80"/>
+      </w:pPr>
+      <w:r>
+        <w:rPr>
+          <w:rFonts w:ascii="PingFang SC" w:cs="PingFang SC" w:eastAsia="PingFang SC" w:hAnsi="PingFang SC"/>
+          <w:b/>
+          <w:bCs/>
+          <w:i w:val="false"/>
+          <w:iCs w:val="false"/>
+        </w:rPr>
+        <w:t xml:space="preserve">账号隔离与登出清理：</w:t>
+      </w:r>
+      <w:r>
+        <w:rPr>
+          <w:rFonts w:ascii="PingFang SC" w:cs="PingFang SC" w:eastAsia="PingFang SC" w:hAnsi="PingFang SC"/>
+          <w:b w:val="false"/>
+          <w:bCs w:val="false"/>
+          <w:i w:val="false"/>
+          <w:iCs w:val="false"/>
+        </w:rPr>
+        <w:t xml:space="preserve">转账相关数据严格绑定当前登录账号；退出登录时客户端须清除上一账号本地缓存（记录/余额/草稿等），避免账号切换后数据残留。</w:t>
       </w:r>
     </w:p>
     <w:p>

--- a/站内转账_PRD_v1.0.docx
+++ b/站内转账_PRD_v1.0.docx
@@ -2391,6 +2391,188 @@
       </w:r>
     </w:p>
     <w:p>
+      <w:pPr>
+        <w:pStyle w:val="Heading2"/>
+        <w:spacing w:after="120" w:before="200"/>
+      </w:pPr>
+      <w:r>
+        <w:rPr>
+          <w:rFonts w:ascii="PingFang SC" w:cs="PingFang SC" w:eastAsia="PingFang SC" w:hAnsi="PingFang SC"/>
+          <w:b/>
+          <w:bCs/>
+          <w:i w:val="false"/>
+          <w:iCs w:val="false"/>
+        </w:rPr>
+        <w:t xml:space="preserve">2.6 多账号切换与账号安全</w:t>
+      </w:r>
+    </w:p>
+    <w:p>
+      <w:pPr>
+        <w:spacing w:after="120"/>
+      </w:pPr>
+      <w:r>
+        <w:rPr>
+          <w:rFonts w:ascii="PingFang SC" w:cs="PingFang SC" w:eastAsia="PingFang SC" w:hAnsi="PingFang SC"/>
+          <w:b w:val="false"/>
+          <w:bCs w:val="false"/>
+          <w:i w:val="false"/>
+          <w:iCs w:val="false"/>
+          <w:color w:val="666666"/>
+        </w:rPr>
+        <w:t xml:space="preserve">切换列表与账号数据分属两层，须区分对待：</w:t>
+      </w:r>
+    </w:p>
+    <w:p>
+      <w:pPr>
+        <w:pStyle w:val="ListParagraph"/>
+        <w:numPr>
+          <w:ilvl w:val="0"/>
+          <w:numId w:val="2"/>
+        </w:numPr>
+        <w:spacing w:after="80"/>
+      </w:pPr>
+      <w:r>
+        <w:rPr>
+          <w:rFonts w:ascii="PingFang SC" w:cs="PingFang SC" w:eastAsia="PingFang SC" w:hAnsi="PingFang SC"/>
+          <w:b/>
+          <w:bCs/>
+          <w:i w:val="false"/>
+          <w:iCs w:val="false"/>
+        </w:rPr>
+        <w:t xml:space="preserve">切换列表（账号身份，设备级通用）：</w:t>
+      </w:r>
+      <w:r>
+        <w:rPr>
+          <w:rFonts w:ascii="PingFang SC" w:cs="PingFang SC" w:eastAsia="PingFang SC" w:hAnsi="PingFang SC"/>
+          <w:b w:val="false"/>
+          <w:bCs w:val="false"/>
+          <w:i w:val="false"/>
+          <w:iCs w:val="false"/>
+        </w:rPr>
+        <w:t xml:space="preserve">多账号切换列表为设备级、跨账号通用，记录本设备登录/添加过的账号用于快速切换。</w:t>
+      </w:r>
+    </w:p>
+    <w:p>
+      <w:pPr>
+        <w:pStyle w:val="ListParagraph"/>
+        <w:numPr>
+          <w:ilvl w:val="0"/>
+          <w:numId w:val="2"/>
+        </w:numPr>
+        <w:spacing w:after="80"/>
+      </w:pPr>
+      <w:r>
+        <w:rPr>
+          <w:rFonts w:ascii="PingFang SC" w:cs="PingFang SC" w:eastAsia="PingFang SC" w:hAnsi="PingFang SC"/>
+          <w:b/>
+          <w:bCs/>
+          <w:i w:val="false"/>
+          <w:iCs w:val="false"/>
+        </w:rPr>
+        <w:t xml:space="preserve">保留策略：</w:t>
+      </w:r>
+      <w:r>
+        <w:rPr>
+          <w:rFonts w:ascii="PingFang SC" w:cs="PingFang SC" w:eastAsia="PingFang SC" w:hAnsi="PingFang SC"/>
+          <w:b w:val="false"/>
+          <w:bCs w:val="false"/>
+          <w:i w:val="false"/>
+          <w:iCs w:val="false"/>
+        </w:rPr>
+        <w:t xml:space="preserve">账号退出登录后仍保留在切换列表（标记「需重新登录」），不因登出而移除——即 A 登出、B 登录后，列表仍展示 A。</w:t>
+      </w:r>
+    </w:p>
+    <w:p>
+      <w:pPr>
+        <w:pStyle w:val="ListParagraph"/>
+        <w:numPr>
+          <w:ilvl w:val="0"/>
+          <w:numId w:val="2"/>
+        </w:numPr>
+        <w:spacing w:after="80"/>
+      </w:pPr>
+      <w:r>
+        <w:rPr>
+          <w:rFonts w:ascii="PingFang SC" w:cs="PingFang SC" w:eastAsia="PingFang SC" w:hAnsi="PingFang SC"/>
+          <w:b/>
+          <w:bCs/>
+          <w:i w:val="false"/>
+          <w:iCs w:val="false"/>
+        </w:rPr>
+        <w:t xml:space="preserve">切回鉴权：</w:t>
+      </w:r>
+      <w:r>
+        <w:rPr>
+          <w:rFonts w:ascii="PingFang SC" w:cs="PingFang SC" w:eastAsia="PingFang SC" w:hAnsi="PingFang SC"/>
+          <w:b w:val="false"/>
+          <w:bCs w:val="false"/>
+          <w:i w:val="false"/>
+          <w:iCs w:val="false"/>
+        </w:rPr>
+        <w:t xml:space="preserve">切回任一账号必须重新完整登录（密码 + 2FA）后方可进入。</w:t>
+      </w:r>
+    </w:p>
+    <w:p>
+      <w:pPr>
+        <w:pStyle w:val="ListParagraph"/>
+        <w:numPr>
+          <w:ilvl w:val="0"/>
+          <w:numId w:val="2"/>
+        </w:numPr>
+        <w:spacing w:after="80"/>
+      </w:pPr>
+      <w:r>
+        <w:rPr>
+          <w:rFonts w:ascii="PingFang SC" w:cs="PingFang SC" w:eastAsia="PingFang SC" w:hAnsi="PingFang SC"/>
+          <w:b/>
+          <w:bCs/>
+          <w:i w:val="false"/>
+          <w:iCs w:val="false"/>
+        </w:rPr>
+        <w:t xml:space="preserve">数据隔离：</w:t>
+      </w:r>
+      <w:r>
+        <w:rPr>
+          <w:rFonts w:ascii="PingFang SC" w:cs="PingFang SC" w:eastAsia="PingFang SC" w:hAnsi="PingFang SC"/>
+          <w:b w:val="false"/>
+          <w:bCs w:val="false"/>
+          <w:i w:val="false"/>
+          <w:iCs w:val="false"/>
+        </w:rPr>
+        <w:t xml:space="preserve">转账记录、余额等数据严格按当前登录账号返回；账号登出即清除其本地数据缓存，切回前看不到该账号任何数据；服务端按登录态鉴权，不接受传任意 UID 查他人（防越权）。</w:t>
+      </w:r>
+    </w:p>
+    <w:p>
+      <w:pPr>
+        <w:pStyle w:val="ListParagraph"/>
+        <w:numPr>
+          <w:ilvl w:val="0"/>
+          <w:numId w:val="2"/>
+        </w:numPr>
+        <w:spacing w:after="80"/>
+      </w:pPr>
+      <w:r>
+        <w:rPr>
+          <w:rFonts w:ascii="PingFang SC" w:cs="PingFang SC" w:eastAsia="PingFang SC" w:hAnsi="PingFang SC"/>
+          <w:b/>
+          <w:bCs/>
+          <w:i w:val="false"/>
+          <w:iCs w:val="false"/>
+        </w:rPr>
+        <w:t xml:space="preserve">安全底线：</w:t>
+      </w:r>
+      <w:r>
+        <w:rPr>
+          <w:rFonts w:ascii="PingFang SC" w:cs="PingFang SC" w:eastAsia="PingFang SC" w:hAnsi="PingFang SC"/>
+          <w:b w:val="false"/>
+          <w:bCs w:val="false"/>
+          <w:i w:val="false"/>
+          <w:iCs w:val="false"/>
+        </w:rPr>
+        <w:t xml:space="preserve">禁止「切换列表显示某账号且可一键切回并直接看到其数据（不重新登录）」。</w:t>
+      </w:r>
+    </w:p>
+    <w:p>
       <w:r>
         <w:br w:type="page"/>
       </w:r>
@@ -6057,7 +6239,7 @@
                 <w:i w:val="false"/>
                 <w:iCs w:val="false"/>
               </w:rPr>
-              <w:t xml:space="preserve">账号切换（退出 A 登录 B）</w:t>
+              <w:t xml:space="preserve">账号切换 · 切换列表</w:t>
             </w:r>
           </w:p>
         </w:tc>
@@ -6085,7 +6267,7 @@
                 <w:i w:val="false"/>
                 <w:iCs w:val="false"/>
               </w:rPr>
-              <w:t xml:space="preserve">同一设备退出 A、登录 B 后查看记录/切换列表</w:t>
+              <w:t xml:space="preserve">同一设备退出 A、登录 B 后查看切换列表</w:t>
             </w:r>
           </w:p>
         </w:tc>
@@ -6113,7 +6295,93 @@
                 <w:i w:val="false"/>
                 <w:iCs w:val="false"/>
               </w:rPr>
-              <w:t xml:space="preserve">B 不展示 A 的任何记录；服务端按登录态返回、不接受传任意 UID 查他人记录（防越权），客户端退出登录即清除上一账号本地缓存（记录/余额/草稿等）</w:t>
+              <w:t xml:space="preserve">切换列表设备级通用；A 登出后仍保留在列表并标「需重新登录」；切回 A 须重新完整登录（密码 + 2FA）</w:t>
+            </w:r>
+          </w:p>
+        </w:tc>
+      </w:tr>
+      <w:tr>
+        <w:tc>
+          <w:tcPr>
+            <w:tcW w:type="dxa" w:w="2600"/>
+            <w:shd w:fill="F3F4F6" w:color="auto" w:val="clear"/>
+            <w:tcMar>
+              <w:top w:type="dxa" w:w="60"/>
+              <w:left w:type="dxa" w:w="90"/>
+              <w:bottom w:type="dxa" w:w="60"/>
+              <w:right w:type="dxa" w:w="90"/>
+            </w:tcMar>
+          </w:tcPr>
+          <w:p>
+            <w:pPr>
+              <w:spacing w:after="0"/>
+              <w:jc w:val="left"/>
+            </w:pPr>
+            <w:r>
+              <w:rPr>
+                <w:rFonts w:ascii="PingFang SC" w:cs="PingFang SC" w:eastAsia="PingFang SC" w:hAnsi="PingFang SC"/>
+                <w:b w:val="false"/>
+                <w:bCs w:val="false"/>
+                <w:i w:val="false"/>
+                <w:iCs w:val="false"/>
+              </w:rPr>
+              <w:t xml:space="preserve">账号切换 · 数据隔离</w:t>
+            </w:r>
+          </w:p>
+        </w:tc>
+        <w:tc>
+          <w:tcPr>
+            <w:tcW w:type="dxa" w:w="3480"/>
+            <w:shd w:fill="F3F4F6" w:color="auto" w:val="clear"/>
+            <w:tcMar>
+              <w:top w:type="dxa" w:w="60"/>
+              <w:left w:type="dxa" w:w="90"/>
+              <w:bottom w:type="dxa" w:w="60"/>
+              <w:right w:type="dxa" w:w="90"/>
+            </w:tcMar>
+          </w:tcPr>
+          <w:p>
+            <w:pPr>
+              <w:spacing w:after="0"/>
+              <w:jc w:val="left"/>
+            </w:pPr>
+            <w:r>
+              <w:rPr>
+                <w:rFonts w:ascii="PingFang SC" w:cs="PingFang SC" w:eastAsia="PingFang SC" w:hAnsi="PingFang SC"/>
+                <w:b w:val="false"/>
+                <w:bCs w:val="false"/>
+                <w:i w:val="false"/>
+                <w:iCs w:val="false"/>
+              </w:rPr>
+              <w:t xml:space="preserve">切到/登录 B 后查看记录、余额</w:t>
+            </w:r>
+          </w:p>
+        </w:tc>
+        <w:tc>
+          <w:tcPr>
+            <w:tcW w:type="dxa" w:w="3280"/>
+            <w:shd w:fill="F3F4F6" w:color="auto" w:val="clear"/>
+            <w:tcMar>
+              <w:top w:type="dxa" w:w="60"/>
+              <w:left w:type="dxa" w:w="90"/>
+              <w:bottom w:type="dxa" w:w="60"/>
+              <w:right w:type="dxa" w:w="90"/>
+            </w:tcMar>
+          </w:tcPr>
+          <w:p>
+            <w:pPr>
+              <w:spacing w:after="0"/>
+              <w:jc w:val="left"/>
+            </w:pPr>
+            <w:r>
+              <w:rPr>
+                <w:rFonts w:ascii="PingFang SC" w:cs="PingFang SC" w:eastAsia="PingFang SC" w:hAnsi="PingFang SC"/>
+                <w:b w:val="false"/>
+                <w:bCs w:val="false"/>
+                <w:i w:val="false"/>
+                <w:iCs w:val="false"/>
+              </w:rPr>
+              <w:t xml:space="preserve">严格按当前登录账号返回，B 看不到 A 的任何记录/余额；A 登出即清其本地数据缓存；服务端按登录态鉴权防越权。安全底线：显示≠可访问，切回必重登</w:t>
             </w:r>
           </w:p>
         </w:tc>

--- a/站内转账_PRD_v1.0.docx
+++ b/站内转账_PRD_v1.0.docx
@@ -2391,188 +2391,6 @@
       </w:r>
     </w:p>
     <w:p>
-      <w:pPr>
-        <w:pStyle w:val="Heading2"/>
-        <w:spacing w:after="120" w:before="200"/>
-      </w:pPr>
-      <w:r>
-        <w:rPr>
-          <w:rFonts w:ascii="PingFang SC" w:cs="PingFang SC" w:eastAsia="PingFang SC" w:hAnsi="PingFang SC"/>
-          <w:b/>
-          <w:bCs/>
-          <w:i w:val="false"/>
-          <w:iCs w:val="false"/>
-        </w:rPr>
-        <w:t xml:space="preserve">2.6 多账号切换与账号安全</w:t>
-      </w:r>
-    </w:p>
-    <w:p>
-      <w:pPr>
-        <w:spacing w:after="120"/>
-      </w:pPr>
-      <w:r>
-        <w:rPr>
-          <w:rFonts w:ascii="PingFang SC" w:cs="PingFang SC" w:eastAsia="PingFang SC" w:hAnsi="PingFang SC"/>
-          <w:b w:val="false"/>
-          <w:bCs w:val="false"/>
-          <w:i w:val="false"/>
-          <w:iCs w:val="false"/>
-          <w:color w:val="666666"/>
-        </w:rPr>
-        <w:t xml:space="preserve">切换列表与账号数据分属两层，须区分对待：</w:t>
-      </w:r>
-    </w:p>
-    <w:p>
-      <w:pPr>
-        <w:pStyle w:val="ListParagraph"/>
-        <w:numPr>
-          <w:ilvl w:val="0"/>
-          <w:numId w:val="2"/>
-        </w:numPr>
-        <w:spacing w:after="80"/>
-      </w:pPr>
-      <w:r>
-        <w:rPr>
-          <w:rFonts w:ascii="PingFang SC" w:cs="PingFang SC" w:eastAsia="PingFang SC" w:hAnsi="PingFang SC"/>
-          <w:b/>
-          <w:bCs/>
-          <w:i w:val="false"/>
-          <w:iCs w:val="false"/>
-        </w:rPr>
-        <w:t xml:space="preserve">切换列表（账号身份，设备级通用）：</w:t>
-      </w:r>
-      <w:r>
-        <w:rPr>
-          <w:rFonts w:ascii="PingFang SC" w:cs="PingFang SC" w:eastAsia="PingFang SC" w:hAnsi="PingFang SC"/>
-          <w:b w:val="false"/>
-          <w:bCs w:val="false"/>
-          <w:i w:val="false"/>
-          <w:iCs w:val="false"/>
-        </w:rPr>
-        <w:t xml:space="preserve">多账号切换列表为设备级、跨账号通用，记录本设备登录/添加过的账号用于快速切换。</w:t>
-      </w:r>
-    </w:p>
-    <w:p>
-      <w:pPr>
-        <w:pStyle w:val="ListParagraph"/>
-        <w:numPr>
-          <w:ilvl w:val="0"/>
-          <w:numId w:val="2"/>
-        </w:numPr>
-        <w:spacing w:after="80"/>
-      </w:pPr>
-      <w:r>
-        <w:rPr>
-          <w:rFonts w:ascii="PingFang SC" w:cs="PingFang SC" w:eastAsia="PingFang SC" w:hAnsi="PingFang SC"/>
-          <w:b/>
-          <w:bCs/>
-          <w:i w:val="false"/>
-          <w:iCs w:val="false"/>
-        </w:rPr>
-        <w:t xml:space="preserve">保留策略：</w:t>
-      </w:r>
-      <w:r>
-        <w:rPr>
-          <w:rFonts w:ascii="PingFang SC" w:cs="PingFang SC" w:eastAsia="PingFang SC" w:hAnsi="PingFang SC"/>
-          <w:b w:val="false"/>
-          <w:bCs w:val="false"/>
-          <w:i w:val="false"/>
-          <w:iCs w:val="false"/>
-        </w:rPr>
-        <w:t xml:space="preserve">账号退出登录后仍保留在切换列表（标记「需重新登录」），不因登出而移除——即 A 登出、B 登录后，列表仍展示 A。</w:t>
-      </w:r>
-    </w:p>
-    <w:p>
-      <w:pPr>
-        <w:pStyle w:val="ListParagraph"/>
-        <w:numPr>
-          <w:ilvl w:val="0"/>
-          <w:numId w:val="2"/>
-        </w:numPr>
-        <w:spacing w:after="80"/>
-      </w:pPr>
-      <w:r>
-        <w:rPr>
-          <w:rFonts w:ascii="PingFang SC" w:cs="PingFang SC" w:eastAsia="PingFang SC" w:hAnsi="PingFang SC"/>
-          <w:b/>
-          <w:bCs/>
-          <w:i w:val="false"/>
-          <w:iCs w:val="false"/>
-        </w:rPr>
-        <w:t xml:space="preserve">切回鉴权：</w:t>
-      </w:r>
-      <w:r>
-        <w:rPr>
-          <w:rFonts w:ascii="PingFang SC" w:cs="PingFang SC" w:eastAsia="PingFang SC" w:hAnsi="PingFang SC"/>
-          <w:b w:val="false"/>
-          <w:bCs w:val="false"/>
-          <w:i w:val="false"/>
-          <w:iCs w:val="false"/>
-        </w:rPr>
-        <w:t xml:space="preserve">切回任一账号必须重新完整登录（密码 + 2FA）后方可进入。</w:t>
-      </w:r>
-    </w:p>
-    <w:p>
-      <w:pPr>
-        <w:pStyle w:val="ListParagraph"/>
-        <w:numPr>
-          <w:ilvl w:val="0"/>
-          <w:numId w:val="2"/>
-        </w:numPr>
-        <w:spacing w:after="80"/>
-      </w:pPr>
-      <w:r>
-        <w:rPr>
-          <w:rFonts w:ascii="PingFang SC" w:cs="PingFang SC" w:eastAsia="PingFang SC" w:hAnsi="PingFang SC"/>
-          <w:b/>
-          <w:bCs/>
-          <w:i w:val="false"/>
-          <w:iCs w:val="false"/>
-        </w:rPr>
-        <w:t xml:space="preserve">数据隔离：</w:t>
-      </w:r>
-      <w:r>
-        <w:rPr>
-          <w:rFonts w:ascii="PingFang SC" w:cs="PingFang SC" w:eastAsia="PingFang SC" w:hAnsi="PingFang SC"/>
-          <w:b w:val="false"/>
-          <w:bCs w:val="false"/>
-          <w:i w:val="false"/>
-          <w:iCs w:val="false"/>
-        </w:rPr>
-        <w:t xml:space="preserve">转账记录、余额等数据严格按当前登录账号返回；账号登出即清除其本地数据缓存，切回前看不到该账号任何数据；服务端按登录态鉴权，不接受传任意 UID 查他人（防越权）。</w:t>
-      </w:r>
-    </w:p>
-    <w:p>
-      <w:pPr>
-        <w:pStyle w:val="ListParagraph"/>
-        <w:numPr>
-          <w:ilvl w:val="0"/>
-          <w:numId w:val="2"/>
-        </w:numPr>
-        <w:spacing w:after="80"/>
-      </w:pPr>
-      <w:r>
-        <w:rPr>
-          <w:rFonts w:ascii="PingFang SC" w:cs="PingFang SC" w:eastAsia="PingFang SC" w:hAnsi="PingFang SC"/>
-          <w:b/>
-          <w:bCs/>
-          <w:i w:val="false"/>
-          <w:iCs w:val="false"/>
-        </w:rPr>
-        <w:t xml:space="preserve">安全底线：</w:t>
-      </w:r>
-      <w:r>
-        <w:rPr>
-          <w:rFonts w:ascii="PingFang SC" w:cs="PingFang SC" w:eastAsia="PingFang SC" w:hAnsi="PingFang SC"/>
-          <w:b w:val="false"/>
-          <w:bCs w:val="false"/>
-          <w:i w:val="false"/>
-          <w:iCs w:val="false"/>
-        </w:rPr>
-        <w:t xml:space="preserve">禁止「切换列表显示某账号且可一键切回并直接看到其数据（不重新登录）」。</w:t>
-      </w:r>
-    </w:p>
-    <w:p>
       <w:r>
         <w:br w:type="page"/>
       </w:r>
@@ -6239,7 +6057,7 @@
                 <w:i w:val="false"/>
                 <w:iCs w:val="false"/>
               </w:rPr>
-              <w:t xml:space="preserve">账号切换 · 切换列表</w:t>
+              <w:t xml:space="preserve">账号切换（退出 A 登录 B）</w:t>
             </w:r>
           </w:p>
         </w:tc>
@@ -6267,7 +6085,7 @@
                 <w:i w:val="false"/>
                 <w:iCs w:val="false"/>
               </w:rPr>
-              <w:t xml:space="preserve">同一设备退出 A、登录 B 后查看切换列表</w:t>
+              <w:t xml:space="preserve">同一设备退出 A、登录 B 后查看记录/切换列表</w:t>
             </w:r>
           </w:p>
         </w:tc>
@@ -6295,93 +6113,7 @@
                 <w:i w:val="false"/>
                 <w:iCs w:val="false"/>
               </w:rPr>
-              <w:t xml:space="preserve">切换列表设备级通用；A 登出后仍保留在列表并标「需重新登录」；切回 A 须重新完整登录（密码 + 2FA）</w:t>
-            </w:r>
-          </w:p>
-        </w:tc>
-      </w:tr>
-      <w:tr>
-        <w:tc>
-          <w:tcPr>
-            <w:tcW w:type="dxa" w:w="2600"/>
-            <w:shd w:fill="F3F4F6" w:color="auto" w:val="clear"/>
-            <w:tcMar>
-              <w:top w:type="dxa" w:w="60"/>
-              <w:left w:type="dxa" w:w="90"/>
-              <w:bottom w:type="dxa" w:w="60"/>
-              <w:right w:type="dxa" w:w="90"/>
-            </w:tcMar>
-          </w:tcPr>
-          <w:p>
-            <w:pPr>
-              <w:spacing w:after="0"/>
-              <w:jc w:val="left"/>
-            </w:pPr>
-            <w:r>
-              <w:rPr>
-                <w:rFonts w:ascii="PingFang SC" w:cs="PingFang SC" w:eastAsia="PingFang SC" w:hAnsi="PingFang SC"/>
-                <w:b w:val="false"/>
-                <w:bCs w:val="false"/>
-                <w:i w:val="false"/>
-                <w:iCs w:val="false"/>
-              </w:rPr>
-              <w:t xml:space="preserve">账号切换 · 数据隔离</w:t>
-            </w:r>
-          </w:p>
-        </w:tc>
-        <w:tc>
-          <w:tcPr>
-            <w:tcW w:type="dxa" w:w="3480"/>
-            <w:shd w:fill="F3F4F6" w:color="auto" w:val="clear"/>
-            <w:tcMar>
-              <w:top w:type="dxa" w:w="60"/>
-              <w:left w:type="dxa" w:w="90"/>
-              <w:bottom w:type="dxa" w:w="60"/>
-              <w:right w:type="dxa" w:w="90"/>
-            </w:tcMar>
-          </w:tcPr>
-          <w:p>
-            <w:pPr>
-              <w:spacing w:after="0"/>
-              <w:jc w:val="left"/>
-            </w:pPr>
-            <w:r>
-              <w:rPr>
-                <w:rFonts w:ascii="PingFang SC" w:cs="PingFang SC" w:eastAsia="PingFang SC" w:hAnsi="PingFang SC"/>
-                <w:b w:val="false"/>
-                <w:bCs w:val="false"/>
-                <w:i w:val="false"/>
-                <w:iCs w:val="false"/>
-              </w:rPr>
-              <w:t xml:space="preserve">切到/登录 B 后查看记录、余额</w:t>
-            </w:r>
-          </w:p>
-        </w:tc>
-        <w:tc>
-          <w:tcPr>
-            <w:tcW w:type="dxa" w:w="3280"/>
-            <w:shd w:fill="F3F4F6" w:color="auto" w:val="clear"/>
-            <w:tcMar>
-              <w:top w:type="dxa" w:w="60"/>
-              <w:left w:type="dxa" w:w="90"/>
-              <w:bottom w:type="dxa" w:w="60"/>
-              <w:right w:type="dxa" w:w="90"/>
-            </w:tcMar>
-          </w:tcPr>
-          <w:p>
-            <w:pPr>
-              <w:spacing w:after="0"/>
-              <w:jc w:val="left"/>
-            </w:pPr>
-            <w:r>
-              <w:rPr>
-                <w:rFonts w:ascii="PingFang SC" w:cs="PingFang SC" w:eastAsia="PingFang SC" w:hAnsi="PingFang SC"/>
-                <w:b w:val="false"/>
-                <w:bCs w:val="false"/>
-                <w:i w:val="false"/>
-                <w:iCs w:val="false"/>
-              </w:rPr>
-              <w:t xml:space="preserve">严格按当前登录账号返回，B 看不到 A 的任何记录/余额；A 登出即清其本地数据缓存；服务端按登录态鉴权防越权。安全底线：显示≠可访问，切回必重登</w:t>
+              <w:t xml:space="preserve">B 不展示 A 的任何记录；服务端按登录态返回、不接受传任意 UID 查他人记录（防越权），客户端退出登录即清除上一账号本地缓存（记录/余额/草稿等）</w:t>
             </w:r>
           </w:p>
         </w:tc>

--- a/站内转账_PRD_v1.0.docx
+++ b/站内转账_PRD_v1.0.docx
@@ -6057,7 +6057,7 @@
                 <w:i w:val="false"/>
                 <w:iCs w:val="false"/>
               </w:rPr>
-              <w:t xml:space="preserve">账号切换（退出 A 登录 B）</w:t>
+              <w:t xml:space="preserve">越权查询</w:t>
             </w:r>
           </w:p>
         </w:tc>
@@ -6085,7 +6085,7 @@
                 <w:i w:val="false"/>
                 <w:iCs w:val="false"/>
               </w:rPr>
-              <w:t xml:space="preserve">同一设备退出 A、登录 B 后查看记录/切换列表</w:t>
+              <w:t xml:space="preserve">请求携带他人 UID 试图查询其记录</w:t>
             </w:r>
           </w:p>
         </w:tc>
@@ -6113,7 +6113,7 @@
                 <w:i w:val="false"/>
                 <w:iCs w:val="false"/>
               </w:rPr>
-              <w:t xml:space="preserve">B 不展示 A 的任何记录；服务端按登录态返回、不接受传任意 UID 查他人记录（防越权），客户端退出登录即清除上一账号本地缓存（记录/余额/草稿等）</w:t>
+              <w:t xml:space="preserve">服务端按当前登录态鉴权，拒绝返回非本账号数据（防横向越权）</w:t>
             </w:r>
           </w:p>
         </w:tc>
@@ -7480,36 +7480,6 @@
           <w:iCs w:val="false"/>
         </w:rPr>
         <w:t xml:space="preserve">按视角返回转出（含收款方、免手续费、留言）/ 转入（含付款方、留言）详情；按登录态鉴权，校验订单归属当前账号。</w:t>
-      </w:r>
-    </w:p>
-    <w:p>
-      <w:pPr>
-        <w:pStyle w:val="ListParagraph"/>
-        <w:numPr>
-          <w:ilvl w:val="0"/>
-          <w:numId w:val="2"/>
-        </w:numPr>
-        <w:spacing w:after="80"/>
-      </w:pPr>
-      <w:r>
-        <w:rPr>
-          <w:rFonts w:ascii="PingFang SC" w:cs="PingFang SC" w:eastAsia="PingFang SC" w:hAnsi="PingFang SC"/>
-          <w:b/>
-          <w:bCs/>
-          <w:i w:val="false"/>
-          <w:iCs w:val="false"/>
-        </w:rPr>
-        <w:t xml:space="preserve">账号隔离与登出清理：</w:t>
-      </w:r>
-      <w:r>
-        <w:rPr>
-          <w:rFonts w:ascii="PingFang SC" w:cs="PingFang SC" w:eastAsia="PingFang SC" w:hAnsi="PingFang SC"/>
-          <w:b w:val="false"/>
-          <w:bCs w:val="false"/>
-          <w:i w:val="false"/>
-          <w:iCs w:val="false"/>
-        </w:rPr>
-        <w:t xml:space="preserve">转账相关数据严格绑定当前登录账号；退出登录时客户端须清除上一账号本地缓存（记录/余额/草稿等），避免账号切换后数据残留。</w:t>
       </w:r>
     </w:p>
     <w:p>

--- a/站内转账_PRD_v1.0.docx
+++ b/站内转账_PRD_v1.0.docx
@@ -5827,7 +5827,7 @@
                 <w:i w:val="false"/>
                 <w:iCs w:val="false"/>
               </w:rPr>
-              <w:t xml:space="preserve">收款人 UID = 付款人自己</w:t>
+              <w:t xml:space="preserve">收款人 UID = 本人</w:t>
             </w:r>
           </w:p>
         </w:tc>
@@ -5855,7 +5855,7 @@
                 <w:i w:val="false"/>
                 <w:iCs w:val="false"/>
               </w:rPr>
-              <w:t xml:space="preserve">⚠️ 待确认：是否允许转给自己（建议拦截）</w:t>
+              <w:t xml:space="preserve">发起页前置拦截，下一步置灰；行内提示「不能向自己转账，请输入对方 UID」</w:t>
             </w:r>
           </w:p>
         </w:tc>
@@ -8068,7 +8068,7 @@
           <w:i w:val="false"/>
           <w:iCs w:val="false"/>
         </w:rPr>
-        <w:t xml:space="preserve">「转账给自己」是否拦截、「收款方账户异常」是否处理（详见 3.4 边界 Case）。</w:t>
+        <w:t xml:space="preserve">「收款方账户异常（冻结/限制）」是否处理（当前不做风控，详见 3.4 边界 Case）。</w:t>
       </w:r>
     </w:p>
     <w:sectPr>

--- a/站内转账_PRD_v1.0.docx
+++ b/站内转账_PRD_v1.0.docx
@@ -4825,7 +4825,7 @@
           <w:i w:val="false"/>
           <w:iCs w:val="false"/>
         </w:rPr>
-        <w:t xml:space="preserve">3.3.7 收款人 / 付款人详情页</w:t>
+        <w:t xml:space="preserve">3.3.7 收款 / 付款详情页</w:t>
       </w:r>
     </w:p>
     <w:p>
@@ -4848,7 +4848,7 @@
           <w:iCs/>
           <w:color w:val="888888"/>
         </w:rPr>
-        <w:t xml:space="preserve">【原型截图占位：收款人 / 付款人详情页　—　由 PM 从原型截取后插入】</w:t>
+        <w:t xml:space="preserve">【原型截图占位：收款 / 付款详情页　—　由 PM 从原型截取后插入】</w:t>
       </w:r>
     </w:p>
     <w:p>
@@ -4868,7 +4868,7 @@
           <w:i w:val="false"/>
           <w:iCs w:val="false"/>
         </w:rPr>
-        <w:t xml:space="preserve">转出详情（付款人视角）：展示收款方 UID、手续费（免）、留言、创建时间、订单号。</w:t>
+        <w:t xml:space="preserve">付款详情（付款人视角，标题「付款详情」）：展示收款方 UID、手续费（免手续费，须明示）、留言、创建时间、订单号。</w:t>
       </w:r>
     </w:p>
     <w:p>
@@ -4888,7 +4888,7 @@
           <w:i w:val="false"/>
           <w:iCs w:val="false"/>
         </w:rPr>
-        <w:t xml:space="preserve">转入详情（收款人视角）：展示付款方 UID、留言、到账时间、订单号（收款方不展示手续费）。</w:t>
+        <w:t xml:space="preserve">收款详情（收款人视角，标题「收款详情」）：展示付款方 UID、留言、到账时间、订单号（收款方不展示手续费）。</w:t>
       </w:r>
     </w:p>
     <w:p>
